--- a/Atlas_Renovavel_Nordeste.docx
+++ b/Atlas_Renovavel_Nordeste.docx
@@ -123,7 +123,7 @@
           <w:sz w:val="22"/>
           <w:szCs w:val="22"/>
         </w:rPr>
-        <w:t xml:space="preserve">Este trabalho apresenta o Atlas Renovável do Nordeste, um sistema de aprendizado de máquina para mapeamento e previsão do potencial de geração de energia renovável solar, eólica e híbrida nos nove estados do Nordeste brasileiro. O índice IP-NE proposto estende a metodologia IP-PB (Ferreira et al., 2023) para escala regional, cobrindo 134 estações automáticas únicas do Instituto Nacional de Meteorologia (INMET) com dados de 2022 a 2025, totalizando 128.512 registros diários válidos. Cinco modelos de regressão supervisionada — KNN, Árvore de Decisão, Random Forest, AdaBoost e Multilayer Perceptron — são treinados com coordenadas geográficas (latitude e longitude) para prever irradiação solar, velocidade do vento e o índice IP-NE em qualquer ponto do Nordeste. A validação é realizada com Holdout 80/20, K-Fold (k=10) e Leave-One-Out (critério de seleção). Os experimentos são rastreados com MLflow e os resultados disponibilizados em dashboard Streamlit conteinerizado via Docker.</w:t>
+        <w:t>Este trabalho apresenta o Atlas Renovável do Nordeste, um sistema de aprendizado de máquina para mapeamento e previsão do potencial de geração de energia renovável solar, eólica e híbrida nos nove estados do Nordeste brasileiro. O índice IP-NE proposto estende a metodologia IP-PB (Ferreira et al., 2023) para escala regional, cobrindo 134 estações automáticas únicas do Instituto Nacional de Meteorologia (INMET) com dados de 2022 a 2025, totalizando 134.501 registros diários válidos após filtragem de dias com cobertura insuficiente de sensor. Modelos de regressão supervisionada (KNN, Árvore de Decisão, Random Forest, AdaBoost e Multilayer Perceptron) são treinados em duas formulações: (i) um modelo espacial anual (134 estações, LAT/LON/UF), que mede a previsibilidade do potencial renovável a partir apenas da localização geográfica; e (ii) um modelo mensal (1.564 amostras estação×mês, LAT/LON/UF/MÊS), que captura o ciclo sazonal solar e eólico real presente nos próprios dados horários do INMET. O modelo mensal eleva o R² de validação cruzada (K-Fold, k=10) de ~0,1–0,24 para 0,82–0,92, sem uso de nenhuma fonte de dados externa — ao custo de uma capacidade de extrapolação espacial pura mais modesta (R² de 0,17–0,33 quando estações inteiras são deixadas de fora via GroupKFold), o que é discutido com transparência na Seção 6. A validação também inclui Holdout 80/20 e Leave-One-Out (no modelo anual). Os experimentos são rastreados com MLflow e os resultados disponibilizados em dashboard Streamlit conteinerizado via Docker.</w:t>
       </w:r>
     </w:p>
     <w:p>
@@ -638,7 +638,7 @@
           <w:sz w:val="22"/>
           <w:szCs w:val="22"/>
         </w:rPr>
-        <w:t xml:space="preserve">O problema é formulado como regressão espacial: dado um conjunto de coordenadas geográficas, prever o potencial de geração renovável da localidade. A altitude foi descartada após análise de ablação (Seção 6.1), que demonstrou redução de R² em todos os alvos quando ALT é incluída. Os modelos finais utilizam apenas LAT e LON como features.</w:t>
+        <w:t>O problema é formulado em duas granularidades complementares. (i) Regressão espacial anual: dado um conjunto de coordenadas geográficas e o estado (UF), prever a média histórica anual do potencial de geração renovável da estação (134 amostras). (ii) Regressão espacial-temporal mensal: dado o mesmo conjunto de coordenadas/UF mais o mês do ano, prever a média climatológica daquele mês para a estação (1.564 amostras estação×mês — ver Seção 6.1-A). A altitude (ALT) foi descartada nas duas formulações após análise de ablação (Seção 6.1-B), que demonstrou redução de R² em todos os alvos quando ALT é incluída. O estado (UF, codificado) melhora o R² em ambas as formulações, pois captura regimes climáticos regionais (alísios costeiros no RN/CE, transição cerrado/caatinga no PI/MA) não capturados só pelas coordenadas.</w:t>
       </w:r>
     </w:p>
     <w:p>
@@ -1447,6 +1447,90 @@
           </w:p>
         </w:tc>
       </w:tr>
+      <w:tr>
+        <w:tc>
+          <w:tcPr>
+            <w:tcW w:type="dxa" w:w="1500"/>
+          </w:tcPr>
+          <w:p>
+            <w:r>
+              <w:t>Feature</w:t>
+            </w:r>
+          </w:p>
+        </w:tc>
+        <w:tc>
+          <w:tcPr>
+            <w:tcW w:type="dxa" w:w="1800"/>
+          </w:tcPr>
+          <w:p>
+            <w:r>
+              <w:t>UF_ENC</w:t>
+            </w:r>
+          </w:p>
+        </w:tc>
+        <w:tc>
+          <w:tcPr>
+            <w:tcW w:type="dxa" w:w="3626"/>
+          </w:tcPr>
+          <w:p>
+            <w:r>
+              <w:t>Estado (codificado, LabelEncoder)</w:t>
+            </w:r>
+          </w:p>
+        </w:tc>
+        <w:tc>
+          <w:tcPr>
+            <w:tcW w:type="dxa" w:w="2100"/>
+          </w:tcPr>
+          <w:p>
+            <w:r>
+              <w:t>inteiro [0; 8]</w:t>
+            </w:r>
+          </w:p>
+        </w:tc>
+      </w:tr>
+      <w:tr>
+        <w:tc>
+          <w:tcPr>
+            <w:tcW w:type="dxa" w:w="1500"/>
+          </w:tcPr>
+          <w:p>
+            <w:r>
+              <w:t>Feature</w:t>
+            </w:r>
+          </w:p>
+        </w:tc>
+        <w:tc>
+          <w:tcPr>
+            <w:tcW w:type="dxa" w:w="1800"/>
+          </w:tcPr>
+          <w:p>
+            <w:r>
+              <w:t>MES</w:t>
+            </w:r>
+          </w:p>
+        </w:tc>
+        <w:tc>
+          <w:tcPr>
+            <w:tcW w:type="dxa" w:w="3626"/>
+          </w:tcPr>
+          <w:p>
+            <w:r>
+              <w:t>Mês do ano (somente modelo mensal)</w:t>
+            </w:r>
+          </w:p>
+        </w:tc>
+        <w:tc>
+          <w:tcPr>
+            <w:tcW w:type="dxa" w:w="2100"/>
+          </w:tcPr>
+          <w:p>
+            <w:r>
+              <w:t>inteiro [1; 12]</w:t>
+            </w:r>
+          </w:p>
+        </w:tc>
+      </w:tr>
     </w:tbl>
     <w:p>
       <w:pPr>
@@ -1609,7 +1693,7 @@
           <w:sz w:val="22"/>
           <w:szCs w:val="22"/>
         </w:rPr>
-        <w:t xml:space="preserve">Três estratégias são aplicadas, justificadas pelo tamanho reduzido do dataset (N = 134). O Leave-One-Out (LOO) é adotado como critério de seleção do melhor modelo, por ser a estimativa de generalização mais estável para esse tamanho amostral. O R² por fold do K-Fold (k=10, ~13 amostras/fold) apresenta variância muito alta e não serve como critério de seleção.</w:t>
+        <w:t>No modelo espacial anual (N = 134), três estratégias são aplicadas. O Leave-One-Out (LOO) é adotado como critério de seleção do melhor modelo, por ser a estimativa de generalização mais estável para esse tamanho amostral. O R² por fold do K-Fold (k=10, ~13 amostras/fold) apresenta variância muito alta e não serve como critério de seleção nesse caso:</w:t>
       </w:r>
     </w:p>
     <w:p>
@@ -1663,7 +1747,7 @@
           <w:sz w:val="22"/>
           <w:szCs w:val="22"/>
         </w:rPr>
-        <w:t xml:space="preserve">Leave-One-Out (LOO): cada estação é removida uma vez como teste; métrica de seleção para N pequeno.</w:t>
+        <w:t>Leave-One-Out (LOO): cada estação é removida uma vez como teste; métrica de seleção para N pequeno. No modelo mensal (N = 1.564), o K-Fold (k=10, ~156 amostras/fold) já é estável e passa a ser o critério de seleção — o LOO deixa de ser necessário e seria computacionalmente custoso nessa escala. Adiciona-se ainda um GroupKFold (k=10, agrupado por COD_WMO): nenhum mês da estação de teste aparece no treino, o que mede a generalização espacial pura (extrapolar para uma estação nunca vista) — uma tarefa mais difícil que a interpolação temporal entre meses de estações já conhecidas. Esse resultado é reportado por transparência, mas não usado para seleção do melhor modelo.</w:t>
       </w:r>
     </w:p>
     <w:p>
@@ -1700,7 +1784,7 @@
           <w:sz w:val="22"/>
           <w:szCs w:val="22"/>
         </w:rPr>
-        <w:t xml:space="preserve">Após a coleta e processamento descritos na Seção 3.1, o dataset final contém 134 estações automáticas únicas distribuídas pelos nove estados do Nordeste, com 128.512 registros diários válidos (média de 3,1 anos por estação no período 2022–2025). Estações com o mesmo código WMO, que apareciam duplicadas com pequenas variações de coordenada ou grafia, foram agregadas para evitar vazamento de informação na validação por Leave-One-Out.</w:t>
+        <w:t>Após a coleta e processamento descritos na Seção 3.1, o dataset final contém 134 estações automáticas únicas distribuídas pelos nove estados do Nordeste, com 134.501 registros diários válidos (média de ~3,1 anos por estação no período 2022–2025; dias com menos de 8 leituras horárias válidas na janela 05h–18h UTC são descartados da média de irradiação solar — Seção 3.1). Estações com o mesmo código WMO, que apareciam duplicadas com pequenas variações de coordenada ou grafia, foram agregadas para evitar vazamento de informação na validação por Leave-One-Out.</w:t>
       </w:r>
     </w:p>
     <w:p>
@@ -1945,7 +2029,7 @@
                 <w:sz w:val="18"/>
                 <w:szCs w:val="18"/>
               </w:rPr>
-              <w:t xml:space="preserve">AL</w:t>
+              <w:t>RN</w:t>
             </w:r>
           </w:p>
         </w:tc>
@@ -1976,7 +2060,7 @@
                 <w:sz w:val="18"/>
                 <w:szCs w:val="18"/>
               </w:rPr>
-              <w:t xml:space="preserve">7</w:t>
+              <w:t>8</w:t>
             </w:r>
           </w:p>
         </w:tc>
@@ -2007,7 +2091,7 @@
                 <w:sz w:val="18"/>
                 <w:szCs w:val="18"/>
               </w:rPr>
-              <w:t xml:space="preserve">4,66</w:t>
+              <w:t>5,12</w:t>
             </w:r>
           </w:p>
         </w:tc>
@@ -2038,7 +2122,7 @@
                 <w:sz w:val="18"/>
                 <w:szCs w:val="18"/>
               </w:rPr>
-              <w:t xml:space="preserve">2,43</w:t>
+              <w:t>3,69</w:t>
             </w:r>
           </w:p>
         </w:tc>
@@ -2069,7 +2153,7 @@
                 <w:sz w:val="18"/>
                 <w:szCs w:val="18"/>
               </w:rPr>
-              <w:t xml:space="preserve">0,614</w:t>
+              <w:t>0,765</w:t>
             </w:r>
           </w:p>
         </w:tc>
@@ -2102,7 +2186,7 @@
                 <w:sz w:val="18"/>
                 <w:szCs w:val="18"/>
               </w:rPr>
-              <w:t xml:space="preserve">BA</w:t>
+              <w:t>SE</w:t>
             </w:r>
           </w:p>
         </w:tc>
@@ -2133,7 +2217,7 @@
                 <w:sz w:val="18"/>
                 <w:szCs w:val="18"/>
               </w:rPr>
-              <w:t xml:space="preserve">52</w:t>
+              <w:t>4</w:t>
             </w:r>
           </w:p>
         </w:tc>
@@ -2164,7 +2248,7 @@
                 <w:sz w:val="18"/>
                 <w:szCs w:val="18"/>
               </w:rPr>
-              <w:t xml:space="preserve">4,56</w:t>
+              <w:t>5,40</w:t>
             </w:r>
           </w:p>
         </w:tc>
@@ -2195,7 +2279,7 @@
                 <w:sz w:val="18"/>
                 <w:szCs w:val="18"/>
               </w:rPr>
-              <w:t xml:space="preserve">2,31</w:t>
+              <w:t>2,49</w:t>
             </w:r>
           </w:p>
         </w:tc>
@@ -2226,7 +2310,7 @@
                 <w:sz w:val="18"/>
                 <w:szCs w:val="18"/>
               </w:rPr>
-              <w:t xml:space="preserve">0,572</w:t>
+              <w:t>0,730</w:t>
             </w:r>
           </w:p>
         </w:tc>
@@ -2259,7 +2343,7 @@
                 <w:sz w:val="18"/>
                 <w:szCs w:val="18"/>
               </w:rPr>
-              <w:t xml:space="preserve">CE</w:t>
+              <w:t>PB</w:t>
             </w:r>
           </w:p>
         </w:tc>
@@ -2290,7 +2374,7 @@
                 <w:sz w:val="18"/>
                 <w:szCs w:val="18"/>
               </w:rPr>
-              <w:t xml:space="preserve">18</w:t>
+              <w:t>9</w:t>
             </w:r>
           </w:p>
         </w:tc>
@@ -2321,7 +2405,7 @@
                 <w:sz w:val="18"/>
                 <w:szCs w:val="18"/>
               </w:rPr>
-              <w:t xml:space="preserve">4,19</w:t>
+              <w:t>5,07</w:t>
             </w:r>
           </w:p>
         </w:tc>
@@ -2352,7 +2436,7 @@
                 <w:sz w:val="18"/>
                 <w:szCs w:val="18"/>
               </w:rPr>
-              <w:t xml:space="preserve">2,74</w:t>
+              <w:t>1,95</w:t>
             </w:r>
           </w:p>
         </w:tc>
@@ -2383,7 +2467,7 @@
                 <w:sz w:val="18"/>
                 <w:szCs w:val="18"/>
               </w:rPr>
-              <w:t xml:space="preserve">0,643</w:t>
+              <w:t>0,712</w:t>
             </w:r>
           </w:p>
         </w:tc>
@@ -2416,7 +2500,7 @@
                 <w:sz w:val="18"/>
                 <w:szCs w:val="18"/>
               </w:rPr>
-              <w:t xml:space="preserve">MA</w:t>
+              <w:t>PE</w:t>
             </w:r>
           </w:p>
         </w:tc>
@@ -2447,7 +2531,7 @@
                 <w:sz w:val="18"/>
                 <w:szCs w:val="18"/>
               </w:rPr>
-              <w:t xml:space="preserve">13</w:t>
+              <w:t>12</w:t>
             </w:r>
           </w:p>
         </w:tc>
@@ -2478,7 +2562,7 @@
                 <w:sz w:val="18"/>
                 <w:szCs w:val="18"/>
               </w:rPr>
-              <w:t xml:space="preserve">4,36</w:t>
+              <w:t>4,82</w:t>
             </w:r>
           </w:p>
         </w:tc>
@@ -2509,7 +2593,7 @@
                 <w:sz w:val="18"/>
                 <w:szCs w:val="18"/>
               </w:rPr>
-              <w:t xml:space="preserve">1,85</w:t>
+              <w:t>2,42</w:t>
             </w:r>
           </w:p>
         </w:tc>
@@ -2540,7 +2624,7 @@
                 <w:sz w:val="18"/>
                 <w:szCs w:val="18"/>
               </w:rPr>
-              <w:t xml:space="preserve">0,529</w:t>
+              <w:t>0,650</w:t>
             </w:r>
           </w:p>
         </w:tc>
@@ -2573,7 +2657,7 @@
                 <w:sz w:val="18"/>
                 <w:szCs w:val="18"/>
               </w:rPr>
-              <w:t xml:space="preserve">PB</w:t>
+              <w:t>PI</w:t>
             </w:r>
           </w:p>
         </w:tc>
@@ -2604,7 +2688,7 @@
                 <w:sz w:val="18"/>
                 <w:szCs w:val="18"/>
               </w:rPr>
-              <w:t xml:space="preserve">12</w:t>
+              <w:t>21</w:t>
             </w:r>
           </w:p>
         </w:tc>
@@ -2635,7 +2719,7 @@
                 <w:sz w:val="18"/>
                 <w:szCs w:val="18"/>
               </w:rPr>
-              <w:t xml:space="preserve">4,95</w:t>
+              <w:t>4,65</w:t>
             </w:r>
           </w:p>
         </w:tc>
@@ -2666,7 +2750,7 @@
                 <w:sz w:val="18"/>
                 <w:szCs w:val="18"/>
               </w:rPr>
-              <w:t xml:space="preserve">2,39</w:t>
+              <w:t>1,81</w:t>
             </w:r>
           </w:p>
         </w:tc>
@@ -2697,7 +2781,7 @@
                 <w:sz w:val="18"/>
                 <w:szCs w:val="18"/>
               </w:rPr>
-              <w:t xml:space="preserve">0,691</w:t>
+              <w:t>0,623</w:t>
             </w:r>
           </w:p>
         </w:tc>
@@ -2730,7 +2814,7 @@
                 <w:sz w:val="18"/>
                 <w:szCs w:val="18"/>
               </w:rPr>
-              <w:t xml:space="preserve">PE</w:t>
+              <w:t>CE</w:t>
             </w:r>
           </w:p>
         </w:tc>
@@ -2761,7 +2845,7 @@
                 <w:sz w:val="18"/>
                 <w:szCs w:val="18"/>
               </w:rPr>
-              <w:t xml:space="preserve">14</w:t>
+              <w:t>16</w:t>
             </w:r>
           </w:p>
         </w:tc>
@@ -2792,7 +2876,7 @@
                 <w:sz w:val="18"/>
                 <w:szCs w:val="18"/>
               </w:rPr>
-              <w:t xml:space="preserve">4,78</w:t>
+              <w:t>4,19</w:t>
             </w:r>
           </w:p>
         </w:tc>
@@ -2823,7 +2907,7 @@
                 <w:sz w:val="18"/>
                 <w:szCs w:val="18"/>
               </w:rPr>
-              <w:t xml:space="preserve">2,72</w:t>
+              <w:t>2,46</w:t>
             </w:r>
           </w:p>
         </w:tc>
@@ -2854,7 +2938,7 @@
                 <w:sz w:val="18"/>
                 <w:szCs w:val="18"/>
               </w:rPr>
-              <w:t xml:space="preserve">0,648</w:t>
+              <w:t>0,606</w:t>
             </w:r>
           </w:p>
         </w:tc>
@@ -2887,7 +2971,7 @@
                 <w:sz w:val="18"/>
                 <w:szCs w:val="18"/>
               </w:rPr>
-              <w:t xml:space="preserve">PI</w:t>
+              <w:t>AL</w:t>
             </w:r>
           </w:p>
         </w:tc>
@@ -2918,7 +3002,7 @@
                 <w:sz w:val="18"/>
                 <w:szCs w:val="18"/>
               </w:rPr>
-              <w:t xml:space="preserve">26</w:t>
+              <w:t>7</w:t>
             </w:r>
           </w:p>
         </w:tc>
@@ -2949,7 +3033,7 @@
                 <w:sz w:val="18"/>
                 <w:szCs w:val="18"/>
               </w:rPr>
-              <w:t xml:space="preserve">4,67</w:t>
+              <w:t>4,69</w:t>
             </w:r>
           </w:p>
         </w:tc>
@@ -2980,7 +3064,7 @@
                 <w:sz w:val="18"/>
                 <w:szCs w:val="18"/>
               </w:rPr>
-              <w:t xml:space="preserve">2,24</w:t>
+              <w:t>2,03</w:t>
             </w:r>
           </w:p>
         </w:tc>
@@ -3011,7 +3095,7 @@
                 <w:sz w:val="18"/>
                 <w:szCs w:val="18"/>
               </w:rPr>
-              <w:t xml:space="preserve">0,631</w:t>
+              <w:t>0,573</w:t>
             </w:r>
           </w:p>
         </w:tc>
@@ -3044,7 +3128,7 @@
                 <w:sz w:val="18"/>
                 <w:szCs w:val="18"/>
               </w:rPr>
-              <w:t xml:space="preserve">RN</w:t>
+              <w:t>BA</w:t>
             </w:r>
           </w:p>
         </w:tc>
@@ -3075,7 +3159,7 @@
                 <w:sz w:val="18"/>
                 <w:szCs w:val="18"/>
               </w:rPr>
-              <w:t xml:space="preserve">8</w:t>
+              <w:t>44</w:t>
             </w:r>
           </w:p>
         </w:tc>
@@ -3106,7 +3190,7 @@
                 <w:sz w:val="18"/>
                 <w:szCs w:val="18"/>
               </w:rPr>
-              <w:t xml:space="preserve">5,03</w:t>
+              <w:t>4,47</w:t>
             </w:r>
           </w:p>
         </w:tc>
@@ -3137,7 +3221,7 @@
                 <w:sz w:val="18"/>
                 <w:szCs w:val="18"/>
               </w:rPr>
-              <w:t xml:space="preserve">3,93</w:t>
+              <w:t>2,02</w:t>
             </w:r>
           </w:p>
         </w:tc>
@@ -3168,7 +3252,7 @@
                 <w:sz w:val="18"/>
                 <w:szCs w:val="18"/>
               </w:rPr>
-              <w:t xml:space="preserve">0,764</w:t>
+              <w:t>0,546</w:t>
             </w:r>
           </w:p>
         </w:tc>
@@ -3201,7 +3285,7 @@
                 <w:sz w:val="18"/>
                 <w:szCs w:val="18"/>
               </w:rPr>
-              <w:t xml:space="preserve">SE</w:t>
+              <w:t>MA</w:t>
             </w:r>
           </w:p>
         </w:tc>
@@ -3232,7 +3316,7 @@
                 <w:sz w:val="18"/>
                 <w:szCs w:val="18"/>
               </w:rPr>
-              <w:t xml:space="preserve">5</w:t>
+              <w:t>13</w:t>
             </w:r>
           </w:p>
         </w:tc>
@@ -3263,7 +3347,7 @@
                 <w:sz w:val="18"/>
                 <w:szCs w:val="18"/>
               </w:rPr>
-              <w:t xml:space="preserve">5,26</w:t>
+              <w:t>4,33</w:t>
             </w:r>
           </w:p>
         </w:tc>
@@ -3294,7 +3378,7 @@
                 <w:sz w:val="18"/>
                 <w:szCs w:val="18"/>
               </w:rPr>
-              <w:t xml:space="preserve">2,94</w:t>
+              <w:t>1,33</w:t>
             </w:r>
           </w:p>
         </w:tc>
@@ -3325,7 +3409,7 @@
                 <w:sz w:val="18"/>
                 <w:szCs w:val="18"/>
               </w:rPr>
-              <w:t xml:space="preserve">0,646</w:t>
+              <w:t>0,514</w:t>
             </w:r>
           </w:p>
         </w:tc>
@@ -3360,7 +3444,7 @@
                 <w:sz w:val="18"/>
                 <w:szCs w:val="18"/>
               </w:rPr>
-              <w:t xml:space="preserve">Total</w:t>
+              <w:t>Total</w:t>
             </w:r>
           </w:p>
         </w:tc>
@@ -3393,7 +3477,7 @@
                 <w:sz w:val="18"/>
                 <w:szCs w:val="18"/>
               </w:rPr>
-              <w:t xml:space="preserve">134*</w:t>
+              <w:t>134*</w:t>
             </w:r>
           </w:p>
         </w:tc>
@@ -3426,7 +3510,7 @@
                 <w:sz w:val="18"/>
                 <w:szCs w:val="18"/>
               </w:rPr>
-              <w:t xml:space="preserve">4,62</w:t>
+              <w:t>4,60</w:t>
             </w:r>
           </w:p>
         </w:tc>
@@ -3459,7 +3543,7 @@
                 <w:sz w:val="18"/>
                 <w:szCs w:val="18"/>
               </w:rPr>
-              <w:t xml:space="preserve">2,46</w:t>
+              <w:t>2,12</w:t>
             </w:r>
           </w:p>
         </w:tc>
@@ -3492,7 +3576,7 @@
                 <w:sz w:val="18"/>
                 <w:szCs w:val="18"/>
               </w:rPr>
-              <w:t xml:space="preserve">0,613</w:t>
+              <w:t>0,597</w:t>
             </w:r>
           </w:p>
         </w:tc>
@@ -3510,7 +3594,7 @@
           <w:sz w:val="18"/>
           <w:szCs w:val="18"/>
         </w:rPr>
-        <w:t xml:space="preserve">* Após deduplicação por COD_WMO (total original: 155 registros).</w:t>
+        <w:t>* Após deduplicação por COD_WMO (total original: 155 registros); mediana usada para IP-NE por ser robusta a outliers.</w:t>
       </w:r>
     </w:p>
     <w:p>
@@ -3523,7 +3607,7 @@
           <w:sz w:val="22"/>
           <w:szCs w:val="22"/>
         </w:rPr>
-        <w:t xml:space="preserve">A irradiação solar varia de 1,39 a 7,52 kWh/m²/dia e a velocidade do vento de 0,35 a 8,02 m/s. O Rio Grande do Norte destaca-se com o maior vento médio (3,93 m/s) e maior IP-NE mediano (0,764), enquanto Sergipe apresenta a maior irradiação solar média (5,26 kWh/m²/dia). O Maranhão registra os menores índices em ambas as dimensões, refletindo sua posição geográfica de transição entre o Nordeste semiárido e a Amazônia.</w:t>
+        <w:t>A irradiação solar varia de 2,14 a 6,80 kWh/m²/dia e a velocidade do vento de 0,24 a 8,06 m/s. O Rio Grande do Norte destaca-se com o maior vento médio (3,69 m/s) e maior IP-NE mediano (0,765), Sergipe apresenta a maior irradiação solar média (5,40 kWh/m²/dia) e o segundo maior IP-NE mediano (0,730). O Maranhão registra os menores índices em ambas as dimensões, refletindo sua posição geográfica de transição entre o Nordeste semiárido e a Amazônia.</w:t>
       </w:r>
     </w:p>
     <w:p>
@@ -3679,7 +3763,7 @@
           <w:sz w:val="22"/>
           <w:szCs w:val="22"/>
         </w:rPr>
-        <w:t xml:space="preserve">A Figura 3 reproduz o diagrama IP-NE adaptado de Ferreira et al. (2023) para o contexto regional. Cada ponto representa uma estação posicionada no espaço de vento normalizado (eixo X) e solar normalizado (eixo Y). As medianas regionais dividem o gráfico em quatro quadrantes. Das 134 estações, 46 (29,7%) pertencem ao quadrante Bom Solar / Bom Vento, indicando potencial elevado para geração híbrida. Observa-se que as estações do RN tendem a migrar para a direita (alto vento), enquanto estações do PI e interior da BA concentram-se no topo (alta irradiação).</w:t>
+        <w:t>A Figura 3 reproduz o diagrama IP-NE adaptado de Ferreira et al. (2023) para o contexto regional. Cada ponto representa uma estação posicionada no espaço de vento normalizado (eixo X) e solar normalizado (eixo Y). As medianas regionais dividem o gráfico em quatro quadrantes. Das 134 estações, 38 (28,4%) pertencem ao quadrante Bom Solar / Bom Vento, indicando potencial elevado para geração híbrida. Observa-se que as estações do RN tendem a migrar para a direita (alto vento), enquanto estações do PI e interior da BA concentram-se no topo (alta irradiação).</w:t>
       </w:r>
     </w:p>
     <w:p>
@@ -4023,7 +4107,7 @@
                 <w:sz w:val="18"/>
                 <w:szCs w:val="18"/>
               </w:rPr>
-              <w:t xml:space="preserve">1</w:t>
+              <w:t>1</w:t>
             </w:r>
           </w:p>
         </w:tc>
@@ -4054,7 +4138,7 @@
                 <w:sz w:val="18"/>
                 <w:szCs w:val="18"/>
               </w:rPr>
-              <w:t xml:space="preserve">Calcanhar</w:t>
+              <w:t>Calcanhar</w:t>
             </w:r>
           </w:p>
         </w:tc>
@@ -4085,7 +4169,7 @@
                 <w:sz w:val="18"/>
                 <w:szCs w:val="18"/>
               </w:rPr>
-              <w:t xml:space="preserve">RN</w:t>
+              <w:t>RN</w:t>
             </w:r>
           </w:p>
         </w:tc>
@@ -4116,7 +4200,7 @@
                 <w:sz w:val="18"/>
                 <w:szCs w:val="18"/>
               </w:rPr>
-              <w:t xml:space="preserve">4,583</w:t>
+              <w:t>5,664</w:t>
             </w:r>
           </w:p>
         </w:tc>
@@ -4147,7 +4231,7 @@
                 <w:sz w:val="18"/>
                 <w:szCs w:val="18"/>
               </w:rPr>
-              <w:t xml:space="preserve">8,015</w:t>
+              <w:t>8,058</w:t>
             </w:r>
           </w:p>
         </w:tc>
@@ -4178,7 +4262,7 @@
                 <w:sz w:val="18"/>
                 <w:szCs w:val="18"/>
               </w:rPr>
-              <w:t xml:space="preserve">1,128</w:t>
+              <w:t>1,254</w:t>
             </w:r>
           </w:p>
         </w:tc>
@@ -4211,7 +4295,7 @@
                 <w:sz w:val="18"/>
                 <w:szCs w:val="18"/>
               </w:rPr>
-              <w:t xml:space="preserve">2</w:t>
+              <w:t>2</w:t>
             </w:r>
           </w:p>
         </w:tc>
@@ -4242,7 +4326,7 @@
                 <w:sz w:val="18"/>
                 <w:szCs w:val="18"/>
               </w:rPr>
-              <w:t xml:space="preserve">Ipiáu</w:t>
+              <w:t>Guanambi</w:t>
             </w:r>
           </w:p>
         </w:tc>
@@ -4273,7 +4357,7 @@
                 <w:sz w:val="18"/>
                 <w:szCs w:val="18"/>
               </w:rPr>
-              <w:t xml:space="preserve">BA</w:t>
+              <w:t>BA</w:t>
             </w:r>
           </w:p>
         </w:tc>
@@ -4304,7 +4388,7 @@
                 <w:sz w:val="18"/>
                 <w:szCs w:val="18"/>
               </w:rPr>
-              <w:t xml:space="preserve">7,516</w:t>
+              <w:t>6,621</w:t>
             </w:r>
           </w:p>
         </w:tc>
@@ -4335,7 +4419,7 @@
                 <w:sz w:val="18"/>
                 <w:szCs w:val="18"/>
               </w:rPr>
-              <w:t xml:space="preserve">1,384</w:t>
+              <w:t>3,644</w:t>
             </w:r>
           </w:p>
         </w:tc>
@@ -4366,7 +4450,7 @@
                 <w:sz w:val="18"/>
                 <w:szCs w:val="18"/>
               </w:rPr>
-              <w:t xml:space="preserve">1,009</w:t>
+              <w:t>1,056</w:t>
             </w:r>
           </w:p>
         </w:tc>
@@ -4399,7 +4483,7 @@
                 <w:sz w:val="18"/>
                 <w:szCs w:val="18"/>
               </w:rPr>
-              <w:t xml:space="preserve">3</w:t>
+              <w:t>3</w:t>
             </w:r>
           </w:p>
         </w:tc>
@@ -4430,7 +4514,7 @@
                 <w:sz w:val="18"/>
                 <w:szCs w:val="18"/>
               </w:rPr>
-              <w:t xml:space="preserve">Brejo Grande</w:t>
+              <w:t>Brejo Grande</w:t>
             </w:r>
           </w:p>
         </w:tc>
@@ -4461,7 +4545,7 @@
                 <w:sz w:val="18"/>
                 <w:szCs w:val="18"/>
               </w:rPr>
-              <w:t xml:space="preserve">SE</w:t>
+              <w:t>SE</w:t>
             </w:r>
           </w:p>
         </w:tc>
@@ -4492,7 +4576,7 @@
                 <w:sz w:val="18"/>
                 <w:szCs w:val="18"/>
               </w:rPr>
-              <w:t xml:space="preserve">7,261</w:t>
+              <w:t>6,799</w:t>
             </w:r>
           </w:p>
         </w:tc>
@@ -4523,7 +4607,7 @@
                 <w:sz w:val="18"/>
                 <w:szCs w:val="18"/>
               </w:rPr>
-              <w:t xml:space="preserve">2,627</w:t>
+              <w:t>1,915</w:t>
             </w:r>
           </w:p>
         </w:tc>
@@ -4554,7 +4638,7 @@
                 <w:sz w:val="18"/>
                 <w:szCs w:val="18"/>
               </w:rPr>
-              <w:t xml:space="preserve">1,003</w:t>
+              <w:t>1,023</w:t>
             </w:r>
           </w:p>
         </w:tc>
@@ -4587,7 +4671,7 @@
                 <w:sz w:val="18"/>
                 <w:szCs w:val="18"/>
               </w:rPr>
-              <w:t xml:space="preserve">4</w:t>
+              <w:t>4</w:t>
             </w:r>
           </w:p>
         </w:tc>
@@ -4618,7 +4702,7 @@
                 <w:sz w:val="18"/>
                 <w:szCs w:val="18"/>
               </w:rPr>
-              <w:t xml:space="preserve">Guanambi</w:t>
+              <w:t>Itaporanga</w:t>
             </w:r>
           </w:p>
         </w:tc>
@@ -4649,7 +4733,7 @@
                 <w:sz w:val="18"/>
                 <w:szCs w:val="18"/>
               </w:rPr>
-              <w:t xml:space="preserve">BA</w:t>
+              <w:t>PB</w:t>
             </w:r>
           </w:p>
         </w:tc>
@@ -4680,7 +4764,7 @@
                 <w:sz w:val="18"/>
                 <w:szCs w:val="18"/>
               </w:rPr>
-              <w:t xml:space="preserve">6,622</w:t>
+              <w:t>6,506</w:t>
             </w:r>
           </w:p>
         </w:tc>
@@ -4711,7 +4795,7 @@
                 <w:sz w:val="18"/>
                 <w:szCs w:val="18"/>
               </w:rPr>
-              <w:t xml:space="preserve">4,008</w:t>
+              <w:t>2,041</w:t>
             </w:r>
           </w:p>
         </w:tc>
@@ -4742,7 +4826,7 @@
                 <w:sz w:val="18"/>
                 <w:szCs w:val="18"/>
               </w:rPr>
-              <w:t xml:space="preserve">0,978</w:t>
+              <w:t>0,965</w:t>
             </w:r>
           </w:p>
         </w:tc>
@@ -4775,7 +4859,7 @@
                 <w:sz w:val="18"/>
                 <w:szCs w:val="18"/>
               </w:rPr>
-              <w:t xml:space="preserve">5</w:t>
+              <w:t>5</w:t>
             </w:r>
           </w:p>
         </w:tc>
@@ -4806,7 +4890,7 @@
                 <w:sz w:val="18"/>
                 <w:szCs w:val="18"/>
               </w:rPr>
-              <w:t xml:space="preserve">Macau</w:t>
+              <w:t>Paulistana</w:t>
             </w:r>
           </w:p>
         </w:tc>
@@ -4837,7 +4921,7 @@
                 <w:sz w:val="18"/>
                 <w:szCs w:val="18"/>
               </w:rPr>
-              <w:t xml:space="preserve">RN</w:t>
+              <w:t>PI</w:t>
             </w:r>
           </w:p>
         </w:tc>
@@ -4868,7 +4952,7 @@
                 <w:sz w:val="18"/>
                 <w:szCs w:val="18"/>
               </w:rPr>
-              <w:t xml:space="preserve">5,244</w:t>
+              <w:t>6,108</w:t>
             </w:r>
           </w:p>
         </w:tc>
@@ -4899,7 +4983,7 @@
                 <w:sz w:val="18"/>
                 <w:szCs w:val="18"/>
               </w:rPr>
-              <w:t xml:space="preserve">5,077</w:t>
+              <w:t>2,997</w:t>
             </w:r>
           </w:p>
         </w:tc>
@@ -4930,7 +5014,7 @@
                 <w:sz w:val="18"/>
                 <w:szCs w:val="18"/>
               </w:rPr>
-              <w:t xml:space="preserve">0,881</w:t>
+              <w:t>0,922</w:t>
             </w:r>
           </w:p>
         </w:tc>
@@ -4963,7 +5047,7 @@
                 <w:sz w:val="18"/>
                 <w:szCs w:val="18"/>
               </w:rPr>
-              <w:t xml:space="preserve">6</w:t>
+              <w:t>6</w:t>
             </w:r>
           </w:p>
         </w:tc>
@@ -4994,7 +5078,7 @@
                 <w:sz w:val="18"/>
                 <w:szCs w:val="18"/>
               </w:rPr>
-              <w:t xml:space="preserve">Itaporanga</w:t>
+              <w:t>Remanso</w:t>
             </w:r>
           </w:p>
         </w:tc>
@@ -5025,7 +5109,7 @@
                 <w:sz w:val="18"/>
                 <w:szCs w:val="18"/>
               </w:rPr>
-              <w:t xml:space="preserve">PB</w:t>
+              <w:t>BA</w:t>
             </w:r>
           </w:p>
         </w:tc>
@@ -5056,7 +5140,7 @@
                 <w:sz w:val="18"/>
                 <w:szCs w:val="18"/>
               </w:rPr>
-              <w:t xml:space="preserve">6,506</w:t>
+              <w:t>5,844</w:t>
             </w:r>
           </w:p>
         </w:tc>
@@ -5087,7 +5171,7 @@
                 <w:sz w:val="18"/>
                 <w:szCs w:val="18"/>
               </w:rPr>
-              <w:t xml:space="preserve">2,346</w:t>
+              <w:t>3,453</w:t>
             </w:r>
           </w:p>
         </w:tc>
@@ -5118,7 +5202,7 @@
                 <w:sz w:val="18"/>
                 <w:szCs w:val="18"/>
               </w:rPr>
-              <w:t xml:space="preserve">0,875</w:t>
+              <w:t>0,895</w:t>
             </w:r>
           </w:p>
         </w:tc>
@@ -5151,7 +5235,7 @@
                 <w:sz w:val="18"/>
                 <w:szCs w:val="18"/>
               </w:rPr>
-              <w:t xml:space="preserve">7</w:t>
+              <w:t>7</w:t>
             </w:r>
           </w:p>
         </w:tc>
@@ -5182,7 +5266,7 @@
                 <w:sz w:val="18"/>
                 <w:szCs w:val="18"/>
               </w:rPr>
-              <w:t xml:space="preserve">Paulistana</w:t>
+              <w:t>Campo Maior</w:t>
             </w:r>
           </w:p>
         </w:tc>
@@ -5213,7 +5297,7 @@
                 <w:sz w:val="18"/>
                 <w:szCs w:val="18"/>
               </w:rPr>
-              <w:t xml:space="preserve">PI</w:t>
+              <w:t>PI</w:t>
             </w:r>
           </w:p>
         </w:tc>
@@ -5244,7 +5328,7 @@
                 <w:sz w:val="18"/>
                 <w:szCs w:val="18"/>
               </w:rPr>
-              <w:t xml:space="preserve">6,068</w:t>
+              <w:t>6,192</w:t>
             </w:r>
           </w:p>
         </w:tc>
@@ -5275,7 +5359,7 @@
                 <w:sz w:val="18"/>
                 <w:szCs w:val="18"/>
               </w:rPr>
-              <w:t xml:space="preserve">3,507</w:t>
+              <w:t>1,523</w:t>
             </w:r>
           </w:p>
         </w:tc>
@@ -5306,7 +5390,7 @@
                 <w:sz w:val="18"/>
                 <w:szCs w:val="18"/>
               </w:rPr>
-              <w:t xml:space="preserve">0,868</w:t>
+              <w:t>0,885</w:t>
             </w:r>
           </w:p>
         </w:tc>
@@ -5339,7 +5423,7 @@
                 <w:sz w:val="18"/>
                 <w:szCs w:val="18"/>
               </w:rPr>
-              <w:t xml:space="preserve">8</w:t>
+              <w:t>8</w:t>
             </w:r>
           </w:p>
         </w:tc>
@@ -5370,7 +5454,7 @@
                 <w:sz w:val="18"/>
                 <w:szCs w:val="18"/>
               </w:rPr>
-              <w:t xml:space="preserve">Tianguá</w:t>
+              <w:t>Ibimirim</w:t>
             </w:r>
           </w:p>
         </w:tc>
@@ -5401,7 +5485,7 @@
                 <w:sz w:val="18"/>
                 <w:szCs w:val="18"/>
               </w:rPr>
-              <w:t xml:space="preserve">CE</w:t>
+              <w:t>PE</w:t>
             </w:r>
           </w:p>
         </w:tc>
@@ -5432,7 +5516,7 @@
                 <w:sz w:val="18"/>
                 <w:szCs w:val="18"/>
               </w:rPr>
-              <w:t xml:space="preserve">5,292</w:t>
+              <w:t>5,955</w:t>
             </w:r>
           </w:p>
         </w:tc>
@@ -5463,7 +5547,7 @@
                 <w:sz w:val="18"/>
                 <w:szCs w:val="18"/>
               </w:rPr>
-              <w:t xml:space="preserve">4,640</w:t>
+              <w:t>2,704</w:t>
             </w:r>
           </w:p>
         </w:tc>
@@ -5494,7 +5578,7 @@
                 <w:sz w:val="18"/>
                 <w:szCs w:val="18"/>
               </w:rPr>
-              <w:t xml:space="preserve">0,848</w:t>
+              <w:t>0,877</w:t>
             </w:r>
           </w:p>
         </w:tc>
@@ -5527,7 +5611,7 @@
                 <w:sz w:val="18"/>
                 <w:szCs w:val="18"/>
               </w:rPr>
-              <w:t xml:space="preserve">9</w:t>
+              <w:t>9</w:t>
             </w:r>
           </w:p>
         </w:tc>
@@ -5558,7 +5642,7 @@
                 <w:sz w:val="18"/>
                 <w:szCs w:val="18"/>
               </w:rPr>
-              <w:t xml:space="preserve">Paulistana*</w:t>
+              <w:t>Apodi</w:t>
             </w:r>
           </w:p>
         </w:tc>
@@ -5589,7 +5673,7 @@
                 <w:sz w:val="18"/>
                 <w:szCs w:val="18"/>
               </w:rPr>
-              <w:t xml:space="preserve">PI</w:t>
+              <w:t>RN</w:t>
             </w:r>
           </w:p>
         </w:tc>
@@ -5620,7 +5704,7 @@
                 <w:sz w:val="18"/>
                 <w:szCs w:val="18"/>
               </w:rPr>
-              <w:t xml:space="preserve">6,092</w:t>
+              <w:t>5,962</w:t>
             </w:r>
           </w:p>
         </w:tc>
@@ -5651,7 +5735,7 @@
                 <w:sz w:val="18"/>
                 <w:szCs w:val="18"/>
               </w:rPr>
-              <w:t xml:space="preserve">3,093</w:t>
+              <w:t>2,535</w:t>
             </w:r>
           </w:p>
         </w:tc>
@@ -5682,7 +5766,7 @@
                 <w:sz w:val="18"/>
                 <w:szCs w:val="18"/>
               </w:rPr>
-              <w:t xml:space="preserve">0,847</w:t>
+              <w:t>0,871</w:t>
             </w:r>
           </w:p>
         </w:tc>
@@ -5715,7 +5799,7 @@
                 <w:sz w:val="18"/>
                 <w:szCs w:val="18"/>
               </w:rPr>
-              <w:t xml:space="preserve">10</w:t>
+              <w:t>10</w:t>
             </w:r>
           </w:p>
         </w:tc>
@@ -5746,7 +5830,7 @@
                 <w:sz w:val="18"/>
                 <w:szCs w:val="18"/>
               </w:rPr>
-              <w:t xml:space="preserve">Surubim</w:t>
+              <w:t>Macau</w:t>
             </w:r>
           </w:p>
         </w:tc>
@@ -5777,7 +5861,7 @@
                 <w:sz w:val="18"/>
                 <w:szCs w:val="18"/>
               </w:rPr>
-              <w:t xml:space="preserve">PE</w:t>
+              <w:t>RN</w:t>
             </w:r>
           </w:p>
         </w:tc>
@@ -5808,7 +5892,7 @@
                 <w:sz w:val="18"/>
                 <w:szCs w:val="18"/>
               </w:rPr>
-              <w:t xml:space="preserve">5,675</w:t>
+              <w:t>5,162</w:t>
             </w:r>
           </w:p>
         </w:tc>
@@ -5839,7 +5923,7 @@
                 <w:sz w:val="18"/>
                 <w:szCs w:val="18"/>
               </w:rPr>
-              <w:t xml:space="preserve">3,777</w:t>
+              <w:t>4,447</w:t>
             </w:r>
           </w:p>
         </w:tc>
@@ -5870,7 +5954,7 @@
                 <w:sz w:val="18"/>
                 <w:szCs w:val="18"/>
               </w:rPr>
-              <w:t xml:space="preserve">0,830</w:t>
+              <w:t>0,842</w:t>
             </w:r>
           </w:p>
         </w:tc>
@@ -5888,7 +5972,7 @@
           <w:sz w:val="18"/>
           <w:szCs w:val="18"/>
         </w:rPr>
-        <w:t xml:space="preserve">* Paulistana aparece duas vezes pois originalmente constava com dois registros quasi-duplicados no dataset; ambos mantidos no ranking para referência.</w:t>
+        <w:t>Ranking obtido após a deduplicação por COD_WMO (Seção 3.1) e o filtro de cobertura mínima diária (Seção 3.1), que eliminou estações com sensor inoperante prolongado do cálculo da média histórica.</w:t>
       </w:r>
     </w:p>
     <w:p>
@@ -5901,7 +5985,7 @@
           <w:sz w:val="22"/>
           <w:szCs w:val="22"/>
         </w:rPr>
-        <w:t xml:space="preserve">A estação de Calcanhar (RN) lidera pelo vento excepcional (8,015 m/s), sendo o único ponto com velocidade acima de 8 m/s no dataset. Ipiáu (BA) e Brejo Grande (SE) se destacam pela irradiação solar superior a 7 kWh/m²/dia. Essas estações são candidatas prioritárias para validação dos modelos de ML e referência para planejamento de investimentos.</w:t>
+        <w:t>A estação de Calcanhar (RN) lidera pelo vento excepcional (8,058 m/s), sendo o único ponto com velocidade acima de 8 m/s no dataset. Brejo Grande (SE) e Guanambi (BA) se destacam pela irradiação solar superior a 6,6 kWh/m²/dia. Essas estações são candidatas prioritárias para validação dos modelos de ML e referência para planejamento de investimentos.</w:t>
       </w:r>
     </w:p>
     <w:p>
@@ -5983,7 +6067,7 @@
           <w:sz w:val="22"/>
           <w:szCs w:val="22"/>
         </w:rPr>
-        <w:t xml:space="preserve">A modelagem foi conduzida em src/train.py (pipeline com MLflow) e em notebooks/02_modeling.ipynb. Cinco regressores foram treinados para cada um dos três alvos, com busca de hiperparâmetros (GridSearchCV/RandomizedSearchCV, 5-fold) e avaliados por Holdout 80/20, K-Fold (k=10) e Leave-One-Out (LOO).</w:t>
+        <w:t>A modelagem foi conduzida em src/train.py (modelo espacial anual, pipeline com MLflow), src/train_mensal.py (modelo mensal) e em notebooks/02_modeling.ipynb. Cinco regressores foram treinados para cada um dos três alvos, em cada uma das duas granularidades, com busca de hiperparâmetros (GridSearchCV/RandomizedSearchCV, 5-fold com shuffle) e avaliados por Holdout 80/20, K-Fold (k=10) e — no modelo anual — Leave-One-Out; no modelo mensal, adiciona-se o GroupKFold por estação como checagem de honestidade (Seção 3.5).</w:t>
       </w:r>
     </w:p>
     <w:p>
@@ -6020,7 +6104,7 @@
           <w:sz w:val="22"/>
           <w:szCs w:val="22"/>
         </w:rPr>
-        <w:t xml:space="preserve">A Tabela 4 apresenta o R², MAE e RMSE de Leave-One-Out (métrica de seleção) para os cinco modelos e três alvos. O melhor modelo de cada alvo está indicado com ★.</w:t>
+        <w:t>A Tabela 4 apresenta o R², MAE e RMSE de Leave-One-Out (métrica de seleção) para os cinco modelos e três alvos do MODELO ESPACIAL ANUAL (134 estações, features LAT/LON/UF). O melhor modelo de cada alvo está indicado com ★. Esta tabela serve de baseline: mede o quanto a localização geográfica, isolada, explica o potencial renovável. A Seção 6.1-B apresenta a reformulação mensal, que recupera o sinal sazonal e eleva substancialmente o R².</w:t>
       </w:r>
     </w:p>
     <w:p>
@@ -6044,7 +6128,7 @@
           <w:sz w:val="20"/>
           <w:szCs w:val="20"/>
         </w:rPr>
-        <w:t xml:space="preserve">Tabela 4. Desempenho por Leave-One-Out (134 estações, features LAT/LON).</w:t>
+        <w:t>Tabela 4. Desempenho por Leave-One-Out — modelo espacial anual (134 estações, features LAT/LON/UF).</w:t>
       </w:r>
     </w:p>
     <w:tbl>
@@ -6261,7 +6345,7 @@
                 <w:sz w:val="18"/>
                 <w:szCs w:val="18"/>
               </w:rPr>
-              <w:t xml:space="preserve">Irradiação Solar (kWh/m²/dia)</w:t>
+              <w:t>Irradiação Solar (kWh/m²/dia)</w:t>
             </w:r>
           </w:p>
         </w:tc>
@@ -6294,7 +6378,7 @@
                 <w:sz w:val="18"/>
                 <w:szCs w:val="18"/>
               </w:rPr>
-              <w:t xml:space="preserve">KNN ★</w:t>
+              <w:t>KNN ★</w:t>
             </w:r>
           </w:p>
         </w:tc>
@@ -6327,7 +6411,7 @@
                 <w:sz w:val="18"/>
                 <w:szCs w:val="18"/>
               </w:rPr>
-              <w:t xml:space="preserve">0,062</w:t>
+              <w:t>0,109</w:t>
             </w:r>
           </w:p>
         </w:tc>
@@ -6360,7 +6444,7 @@
                 <w:sz w:val="18"/>
                 <w:szCs w:val="18"/>
               </w:rPr>
-              <w:t xml:space="preserve">0,635</w:t>
+              <w:t>0,578</w:t>
             </w:r>
           </w:p>
         </w:tc>
@@ -6393,7 +6477,7 @@
                 <w:sz w:val="18"/>
                 <w:szCs w:val="18"/>
               </w:rPr>
-              <w:t xml:space="preserve">0,869</w:t>
+              <w:t>0,771</w:t>
             </w:r>
           </w:p>
         </w:tc>
@@ -6426,7 +6510,6 @@
                 <w:sz w:val="18"/>
                 <w:szCs w:val="18"/>
               </w:rPr>
-              <w:t xml:space="preserve"/>
             </w:r>
           </w:p>
         </w:tc>
@@ -6457,7 +6540,7 @@
                 <w:sz w:val="18"/>
                 <w:szCs w:val="18"/>
               </w:rPr>
-              <w:t xml:space="preserve">Random Forest</w:t>
+              <w:t>Random Forest</w:t>
             </w:r>
           </w:p>
         </w:tc>
@@ -6488,7 +6571,7 @@
                 <w:sz w:val="18"/>
                 <w:szCs w:val="18"/>
               </w:rPr>
-              <w:t xml:space="preserve">0,036</w:t>
+              <w:t>0,105</w:t>
             </w:r>
           </w:p>
         </w:tc>
@@ -6519,7 +6602,7 @@
                 <w:sz w:val="18"/>
                 <w:szCs w:val="18"/>
               </w:rPr>
-              <w:t xml:space="preserve">0,650</w:t>
+              <w:t>0,583</w:t>
             </w:r>
           </w:p>
         </w:tc>
@@ -6550,7 +6633,7 @@
                 <w:sz w:val="18"/>
                 <w:szCs w:val="18"/>
               </w:rPr>
-              <w:t xml:space="preserve">0,881</w:t>
+              <w:t>0,772</w:t>
             </w:r>
           </w:p>
         </w:tc>
@@ -6583,7 +6666,6 @@
                 <w:sz w:val="18"/>
                 <w:szCs w:val="18"/>
               </w:rPr>
-              <w:t xml:space="preserve"/>
             </w:r>
           </w:p>
         </w:tc>
@@ -6614,7 +6696,7 @@
                 <w:sz w:val="18"/>
                 <w:szCs w:val="18"/>
               </w:rPr>
-              <w:t xml:space="preserve">AdaBoost</w:t>
+              <w:t>MLP</w:t>
             </w:r>
           </w:p>
         </w:tc>
@@ -6645,7 +6727,7 @@
                 <w:sz w:val="18"/>
                 <w:szCs w:val="18"/>
               </w:rPr>
-              <w:t xml:space="preserve">0,035</w:t>
+              <w:t>0,041</w:t>
             </w:r>
           </w:p>
         </w:tc>
@@ -6676,7 +6758,7 @@
                 <w:sz w:val="18"/>
                 <w:szCs w:val="18"/>
               </w:rPr>
-              <w:t xml:space="preserve">0,655</w:t>
+              <w:t>0,596</w:t>
             </w:r>
           </w:p>
         </w:tc>
@@ -6707,7 +6789,7 @@
                 <w:sz w:val="18"/>
                 <w:szCs w:val="18"/>
               </w:rPr>
-              <w:t xml:space="preserve">0,881</w:t>
+              <w:t>0,800</w:t>
             </w:r>
           </w:p>
         </w:tc>
@@ -6740,7 +6822,6 @@
                 <w:sz w:val="18"/>
                 <w:szCs w:val="18"/>
               </w:rPr>
-              <w:t xml:space="preserve"/>
             </w:r>
           </w:p>
         </w:tc>
@@ -6771,7 +6852,7 @@
                 <w:sz w:val="18"/>
                 <w:szCs w:val="18"/>
               </w:rPr>
-              <w:t xml:space="preserve">MLP</w:t>
+              <w:t>AdaBoost</w:t>
             </w:r>
           </w:p>
         </w:tc>
@@ -6802,7 +6883,7 @@
                 <w:sz w:val="18"/>
                 <w:szCs w:val="18"/>
               </w:rPr>
-              <w:t xml:space="preserve">−0,121</w:t>
+              <w:t>0,023</w:t>
             </w:r>
           </w:p>
         </w:tc>
@@ -6833,7 +6914,7 @@
                 <w:sz w:val="18"/>
                 <w:szCs w:val="18"/>
               </w:rPr>
-              <w:t xml:space="preserve">0,681</w:t>
+              <w:t>0,623</w:t>
             </w:r>
           </w:p>
         </w:tc>
@@ -6864,7 +6945,7 @@
                 <w:sz w:val="18"/>
                 <w:szCs w:val="18"/>
               </w:rPr>
-              <w:t xml:space="preserve">0,950</w:t>
+              <w:t>0,807</w:t>
             </w:r>
           </w:p>
         </w:tc>
@@ -6897,7 +6978,6 @@
                 <w:sz w:val="18"/>
                 <w:szCs w:val="18"/>
               </w:rPr>
-              <w:t xml:space="preserve"/>
             </w:r>
           </w:p>
         </w:tc>
@@ -6928,7 +7008,7 @@
                 <w:sz w:val="18"/>
                 <w:szCs w:val="18"/>
               </w:rPr>
-              <w:t xml:space="preserve">Árvore de Decisão</w:t>
+              <w:t>Árvore de Decisão</w:t>
             </w:r>
           </w:p>
         </w:tc>
@@ -6959,7 +7039,7 @@
                 <w:sz w:val="18"/>
                 <w:szCs w:val="18"/>
               </w:rPr>
-              <w:t xml:space="preserve">−0,165</w:t>
+              <w:t>−0,217</w:t>
             </w:r>
           </w:p>
         </w:tc>
@@ -6990,7 +7070,7 @@
                 <w:sz w:val="18"/>
                 <w:szCs w:val="18"/>
               </w:rPr>
-              <w:t xml:space="preserve">0,730</w:t>
+              <w:t>0,683</w:t>
             </w:r>
           </w:p>
         </w:tc>
@@ -7021,7 +7101,7 @@
                 <w:sz w:val="18"/>
                 <w:szCs w:val="18"/>
               </w:rPr>
-              <w:t xml:space="preserve">0,968</w:t>
+              <w:t>0,901</w:t>
             </w:r>
           </w:p>
         </w:tc>
@@ -7054,7 +7134,7 @@
                 <w:sz w:val="18"/>
                 <w:szCs w:val="18"/>
               </w:rPr>
-              <w:t xml:space="preserve">Velocidade do Vento (m/s)</w:t>
+              <w:t>Velocidade do Vento (m/s)</w:t>
             </w:r>
           </w:p>
         </w:tc>
@@ -7087,7 +7167,7 @@
                 <w:sz w:val="18"/>
                 <w:szCs w:val="18"/>
               </w:rPr>
-              <w:t xml:space="preserve">KNN ★</w:t>
+              <w:t>Random Forest ★</w:t>
             </w:r>
           </w:p>
         </w:tc>
@@ -7120,7 +7200,7 @@
                 <w:sz w:val="18"/>
                 <w:szCs w:val="18"/>
               </w:rPr>
-              <w:t xml:space="preserve">0,154</w:t>
+              <w:t>0,238</w:t>
             </w:r>
           </w:p>
         </w:tc>
@@ -7153,7 +7233,7 @@
                 <w:sz w:val="18"/>
                 <w:szCs w:val="18"/>
               </w:rPr>
-              <w:t xml:space="preserve">0,586</w:t>
+              <w:t>0,592</w:t>
             </w:r>
           </w:p>
         </w:tc>
@@ -7186,7 +7266,7 @@
                 <w:sz w:val="18"/>
                 <w:szCs w:val="18"/>
               </w:rPr>
-              <w:t xml:space="preserve">0,851</w:t>
+              <w:t>0,817</w:t>
             </w:r>
           </w:p>
         </w:tc>
@@ -7219,7 +7299,6 @@
                 <w:sz w:val="18"/>
                 <w:szCs w:val="18"/>
               </w:rPr>
-              <w:t xml:space="preserve"/>
             </w:r>
           </w:p>
         </w:tc>
@@ -7250,7 +7329,7 @@
                 <w:sz w:val="18"/>
                 <w:szCs w:val="18"/>
               </w:rPr>
-              <w:t xml:space="preserve">Random Forest</w:t>
+              <w:t>KNN</w:t>
             </w:r>
           </w:p>
         </w:tc>
@@ -7281,7 +7360,7 @@
                 <w:sz w:val="18"/>
                 <w:szCs w:val="18"/>
               </w:rPr>
-              <w:t xml:space="preserve">0,147</w:t>
+              <w:t>0,197</w:t>
             </w:r>
           </w:p>
         </w:tc>
@@ -7312,7 +7391,7 @@
                 <w:sz w:val="18"/>
                 <w:szCs w:val="18"/>
               </w:rPr>
-              <w:t xml:space="preserve">0,586</w:t>
+              <w:t>0,592</w:t>
             </w:r>
           </w:p>
         </w:tc>
@@ -7343,7 +7422,7 @@
                 <w:sz w:val="18"/>
                 <w:szCs w:val="18"/>
               </w:rPr>
-              <w:t xml:space="preserve">0,855</w:t>
+              <w:t>0,839</w:t>
             </w:r>
           </w:p>
         </w:tc>
@@ -7376,7 +7455,6 @@
                 <w:sz w:val="18"/>
                 <w:szCs w:val="18"/>
               </w:rPr>
-              <w:t xml:space="preserve"/>
             </w:r>
           </w:p>
         </w:tc>
@@ -7407,7 +7485,7 @@
                 <w:sz w:val="18"/>
                 <w:szCs w:val="18"/>
               </w:rPr>
-              <w:t xml:space="preserve">AdaBoost</w:t>
+              <w:t>AdaBoost</w:t>
             </w:r>
           </w:p>
         </w:tc>
@@ -7438,7 +7516,7 @@
                 <w:sz w:val="18"/>
                 <w:szCs w:val="18"/>
               </w:rPr>
-              <w:t xml:space="preserve">0,096</w:t>
+              <w:t>0,157</w:t>
             </w:r>
           </w:p>
         </w:tc>
@@ -7469,7 +7547,7 @@
                 <w:sz w:val="18"/>
                 <w:szCs w:val="18"/>
               </w:rPr>
-              <w:t xml:space="preserve">0,608</w:t>
+              <w:t>0,603</w:t>
             </w:r>
           </w:p>
         </w:tc>
@@ -7500,7 +7578,7 @@
                 <w:sz w:val="18"/>
                 <w:szCs w:val="18"/>
               </w:rPr>
-              <w:t xml:space="preserve">0,880</w:t>
+              <w:t>0,859</w:t>
             </w:r>
           </w:p>
         </w:tc>
@@ -7533,7 +7611,6 @@
                 <w:sz w:val="18"/>
                 <w:szCs w:val="18"/>
               </w:rPr>
-              <w:t xml:space="preserve"/>
             </w:r>
           </w:p>
         </w:tc>
@@ -7564,7 +7641,7 @@
                 <w:sz w:val="18"/>
                 <w:szCs w:val="18"/>
               </w:rPr>
-              <w:t xml:space="preserve">MLP</w:t>
+              <w:t>MLP</w:t>
             </w:r>
           </w:p>
         </w:tc>
@@ -7595,7 +7672,7 @@
                 <w:sz w:val="18"/>
                 <w:szCs w:val="18"/>
               </w:rPr>
-              <w:t xml:space="preserve">0,088</w:t>
+              <w:t>0,056</w:t>
             </w:r>
           </w:p>
         </w:tc>
@@ -7626,7 +7703,7 @@
                 <w:sz w:val="18"/>
                 <w:szCs w:val="18"/>
               </w:rPr>
-              <w:t xml:space="preserve">0,613</w:t>
+              <w:t>0,698</w:t>
             </w:r>
           </w:p>
         </w:tc>
@@ -7657,7 +7734,7 @@
                 <w:sz w:val="18"/>
                 <w:szCs w:val="18"/>
               </w:rPr>
-              <w:t xml:space="preserve">0,884</w:t>
+              <w:t>0,909</w:t>
             </w:r>
           </w:p>
         </w:tc>
@@ -7690,7 +7767,6 @@
                 <w:sz w:val="18"/>
                 <w:szCs w:val="18"/>
               </w:rPr>
-              <w:t xml:space="preserve"/>
             </w:r>
           </w:p>
         </w:tc>
@@ -7721,7 +7797,7 @@
                 <w:sz w:val="18"/>
                 <w:szCs w:val="18"/>
               </w:rPr>
-              <w:t xml:space="preserve">Árvore de Decisão</w:t>
+              <w:t>Árvore de Decisão</w:t>
             </w:r>
           </w:p>
         </w:tc>
@@ -7752,7 +7828,7 @@
                 <w:sz w:val="18"/>
                 <w:szCs w:val="18"/>
               </w:rPr>
-              <w:t xml:space="preserve">−0,209</w:t>
+              <w:t>−0,142</w:t>
             </w:r>
           </w:p>
         </w:tc>
@@ -7783,7 +7859,7 @@
                 <w:sz w:val="18"/>
                 <w:szCs w:val="18"/>
               </w:rPr>
-              <w:t xml:space="preserve">0,688</w:t>
+              <w:t>0,676</w:t>
             </w:r>
           </w:p>
         </w:tc>
@@ -7814,7 +7890,7 @@
                 <w:sz w:val="18"/>
                 <w:szCs w:val="18"/>
               </w:rPr>
-              <w:t xml:space="preserve">1,017</w:t>
+              <w:t>1,000</w:t>
             </w:r>
           </w:p>
         </w:tc>
@@ -7847,7 +7923,7 @@
                 <w:sz w:val="18"/>
                 <w:szCs w:val="18"/>
               </w:rPr>
-              <w:t xml:space="preserve">Índice IP-NE (adimensional)</w:t>
+              <w:t>Índice IP-NE (adimensional)</w:t>
             </w:r>
           </w:p>
         </w:tc>
@@ -7880,7 +7956,7 @@
                 <w:sz w:val="18"/>
                 <w:szCs w:val="18"/>
               </w:rPr>
-              <w:t xml:space="preserve">Random Forest ★</w:t>
+              <w:t>Random Forest ★</w:t>
             </w:r>
           </w:p>
         </w:tc>
@@ -7913,7 +7989,7 @@
                 <w:sz w:val="18"/>
                 <w:szCs w:val="18"/>
               </w:rPr>
-              <w:t xml:space="preserve">0,086</w:t>
+              <w:t>0,170</w:t>
             </w:r>
           </w:p>
         </w:tc>
@@ -7946,7 +8022,7 @@
                 <w:sz w:val="18"/>
                 <w:szCs w:val="18"/>
               </w:rPr>
-              <w:t xml:space="preserve">0,106</w:t>
+              <w:t>0,117</w:t>
             </w:r>
           </w:p>
         </w:tc>
@@ -7979,7 +8055,7 @@
                 <w:sz w:val="18"/>
                 <w:szCs w:val="18"/>
               </w:rPr>
-              <w:t xml:space="preserve">0,141</w:t>
+              <w:t>0,157</w:t>
             </w:r>
           </w:p>
         </w:tc>
@@ -8012,7 +8088,6 @@
                 <w:sz w:val="18"/>
                 <w:szCs w:val="18"/>
               </w:rPr>
-              <w:t xml:space="preserve"/>
             </w:r>
           </w:p>
         </w:tc>
@@ -8043,7 +8118,7 @@
                 <w:sz w:val="18"/>
                 <w:szCs w:val="18"/>
               </w:rPr>
-              <w:t xml:space="preserve">AdaBoost</w:t>
+              <w:t>KNN</w:t>
             </w:r>
           </w:p>
         </w:tc>
@@ -8074,7 +8149,7 @@
                 <w:sz w:val="18"/>
                 <w:szCs w:val="18"/>
               </w:rPr>
-              <w:t xml:space="preserve">0,038</w:t>
+              <w:t>0,141</w:t>
             </w:r>
           </w:p>
         </w:tc>
@@ -8105,7 +8180,7 @@
                 <w:sz w:val="18"/>
                 <w:szCs w:val="18"/>
               </w:rPr>
-              <w:t xml:space="preserve">0,109</w:t>
+              <w:t>0,120</w:t>
             </w:r>
           </w:p>
         </w:tc>
@@ -8136,7 +8211,7 @@
                 <w:sz w:val="18"/>
                 <w:szCs w:val="18"/>
               </w:rPr>
-              <w:t xml:space="preserve">0,145</w:t>
+              <w:t>0,159</w:t>
             </w:r>
           </w:p>
         </w:tc>
@@ -8169,7 +8244,6 @@
                 <w:sz w:val="18"/>
                 <w:szCs w:val="18"/>
               </w:rPr>
-              <w:t xml:space="preserve"/>
             </w:r>
           </w:p>
         </w:tc>
@@ -8200,7 +8274,7 @@
                 <w:sz w:val="18"/>
                 <w:szCs w:val="18"/>
               </w:rPr>
-              <w:t xml:space="preserve">KNN</w:t>
+              <w:t>AdaBoost</w:t>
             </w:r>
           </w:p>
         </w:tc>
@@ -8231,7 +8305,7 @@
                 <w:sz w:val="18"/>
                 <w:szCs w:val="18"/>
               </w:rPr>
-              <w:t xml:space="preserve">0,031</w:t>
+              <w:t>0,093</w:t>
             </w:r>
           </w:p>
         </w:tc>
@@ -8262,7 +8336,7 @@
                 <w:sz w:val="18"/>
                 <w:szCs w:val="18"/>
               </w:rPr>
-              <w:t xml:space="preserve">0,107</w:t>
+              <w:t>0,125</w:t>
             </w:r>
           </w:p>
         </w:tc>
@@ -8293,7 +8367,7 @@
                 <w:sz w:val="18"/>
                 <w:szCs w:val="18"/>
               </w:rPr>
-              <w:t xml:space="preserve">0,145</w:t>
+              <w:t>0,164</w:t>
             </w:r>
           </w:p>
         </w:tc>
@@ -8326,7 +8400,6 @@
                 <w:sz w:val="18"/>
                 <w:szCs w:val="18"/>
               </w:rPr>
-              <w:t xml:space="preserve"/>
             </w:r>
           </w:p>
         </w:tc>
@@ -8357,7 +8430,7 @@
                 <w:sz w:val="18"/>
                 <w:szCs w:val="18"/>
               </w:rPr>
-              <w:t xml:space="preserve">Árvore de Decisão</w:t>
+              <w:t>Árvore de Decisão</w:t>
             </w:r>
           </w:p>
         </w:tc>
@@ -8388,7 +8461,7 @@
                 <w:sz w:val="18"/>
                 <w:szCs w:val="18"/>
               </w:rPr>
-              <w:t xml:space="preserve">−0,069</w:t>
+              <w:t>−0,051</w:t>
             </w:r>
           </w:p>
         </w:tc>
@@ -8419,7 +8492,7 @@
                 <w:sz w:val="18"/>
                 <w:szCs w:val="18"/>
               </w:rPr>
-              <w:t xml:space="preserve">0,114</w:t>
+              <w:t>0,137</w:t>
             </w:r>
           </w:p>
         </w:tc>
@@ -8450,7 +8523,7 @@
                 <w:sz w:val="18"/>
                 <w:szCs w:val="18"/>
               </w:rPr>
-              <w:t xml:space="preserve">0,152</w:t>
+              <w:t>0,176</w:t>
             </w:r>
           </w:p>
         </w:tc>
@@ -8483,7 +8556,6 @@
                 <w:sz w:val="18"/>
                 <w:szCs w:val="18"/>
               </w:rPr>
-              <w:t xml:space="preserve"/>
             </w:r>
           </w:p>
         </w:tc>
@@ -8514,7 +8586,7 @@
                 <w:sz w:val="18"/>
                 <w:szCs w:val="18"/>
               </w:rPr>
-              <w:t xml:space="preserve">MLP</w:t>
+              <w:t>MLP</w:t>
             </w:r>
           </w:p>
         </w:tc>
@@ -8545,7 +8617,7 @@
                 <w:sz w:val="18"/>
                 <w:szCs w:val="18"/>
               </w:rPr>
-              <w:t xml:space="preserve">−0,083</w:t>
+              <w:t>−0,075</w:t>
             </w:r>
           </w:p>
         </w:tc>
@@ -8576,7 +8648,7 @@
                 <w:sz w:val="18"/>
                 <w:szCs w:val="18"/>
               </w:rPr>
-              <w:t xml:space="preserve">0,117</w:t>
+              <w:t>0,143</w:t>
             </w:r>
           </w:p>
         </w:tc>
@@ -8607,7 +8679,7 @@
                 <w:sz w:val="18"/>
                 <w:szCs w:val="18"/>
               </w:rPr>
-              <w:t xml:space="preserve">0,153</w:t>
+              <w:t>0,178</w:t>
             </w:r>
           </w:p>
         </w:tc>
@@ -8631,7 +8703,7 @@
           <w:sz w:val="22"/>
           <w:szCs w:val="22"/>
         </w:rPr>
-        <w:t xml:space="preserve">Hiperparâmetros dos melhores modelos: Solar — KNN (k=11, distância Manhattan, pesos por distância); Vento — KNN (k=11, distância Euclidiana, pesos uniformes); IP-NE — Random Forest (500 árvores, profundidade máx. 10).</w:t>
+        <w:t>Hiperparâmetros dos melhores modelos (anual): Solar — KNN (k=15, distância Manhattan, pesos por distância); Vento — Random Forest (500→100 árvores corrigido para max_depth=5, n_estimators=100); IP-NE — Random Forest (max_depth=8, n_estimators=300). Esses valores mudaram em relação a versões anteriores deste relatório porque a busca de hiperparâmetros (GridSearchCV) tinha uma falha: ao passar cv=5 como inteiro, o scikit-learn faz um K-Fold *sem* shuffle, e como o dataset está ordenado por UF/Estação, a validação interna ficava em blocos contíguos de estados, prejudicando a escolha do melhor modelo. A correção (KFold com shuffle=True) já está refletida em todos os números desta seção.</w:t>
       </w:r>
     </w:p>
     <w:p>
@@ -8668,7 +8740,7 @@
           <w:sz w:val="22"/>
           <w:szCs w:val="22"/>
         </w:rPr>
-        <w:t xml:space="preserve">A Tabela 5 compara o R² (LOO, Random Forest) com e sem a altitude. Em todos os alvos, adicionar ALT piora o resultado — por isso os modelos finais usam apenas LAT/LON (Figura 6).</w:t>
+        <w:t>A Tabela 5 compara o R² (LOO, Random Forest) com e sem a altitude, e com e sem o estado (UF), no modelo anual. Em todos os alvos, adicionar ALT piora o resultado; adicionar UF melhora — por isso os modelos finais usam LAT/LON/UF (Figura 6).</w:t>
       </w:r>
     </w:p>
     <w:p>
@@ -8742,7 +8814,7 @@
                 <w:sz w:val="18"/>
                 <w:szCs w:val="18"/>
               </w:rPr>
-              <w:t xml:space="preserve">Alvo</w:t>
+              <w:t>Alvo</w:t>
             </w:r>
           </w:p>
         </w:tc>
@@ -8775,7 +8847,7 @@
                 <w:sz w:val="18"/>
                 <w:szCs w:val="18"/>
               </w:rPr>
-              <w:t xml:space="preserve">LAT/LON</w:t>
+              <w:t>LAT/LON</w:t>
             </w:r>
           </w:p>
         </w:tc>
@@ -8808,7 +8880,73 @@
                 <w:sz w:val="18"/>
                 <w:szCs w:val="18"/>
               </w:rPr>
-              <w:t xml:space="preserve">LAT/LON/ALT</w:t>
+              <w:t>LAT/LON/ALT</w:t>
+            </w:r>
+          </w:p>
+        </w:tc>
+        <w:tc>
+          <w:tcPr>
+            <w:tcW w:type="dxa" w:w="2400"/>
+            <w:tcBorders>
+              <w:top w:val="single" w:color="AAAAAA" w:sz="1"/>
+              <w:left w:val="single" w:color="AAAAAA" w:sz="1"/>
+              <w:bottom w:val="single" w:color="AAAAAA" w:sz="1"/>
+              <w:right w:val="single" w:color="AAAAAA" w:sz="1"/>
+            </w:tcBorders>
+            <w:tcMar>
+              <w:top w:type="dxa" w:w="80"/>
+              <w:left w:type="dxa" w:w="140"/>
+              <w:bottom w:type="dxa" w:w="80"/>
+              <w:right w:type="dxa" w:w="140"/>
+            </w:tcMar>
+            <w:vAlign w:val="center"/>
+          </w:tcPr>
+          <w:p>
+            <w:pPr>
+              <w:jc w:val="center"/>
+            </w:pPr>
+            <w:r>
+              <w:rPr>
+                <w:rFonts w:ascii="Arial" w:cs="Arial" w:eastAsia="Arial" w:hAnsi="Arial"/>
+                <w:b/>
+                <w:bCs/>
+                <w:sz w:val="18"/>
+                <w:szCs w:val="18"/>
+              </w:rPr>
+              <w:t>LAT/LON/UF</w:t>
+            </w:r>
+          </w:p>
+        </w:tc>
+        <w:tc>
+          <w:tcPr>
+            <w:tcW w:type="dxa" w:w="2400"/>
+            <w:tcBorders>
+              <w:top w:val="single" w:color="AAAAAA" w:sz="1"/>
+              <w:left w:val="single" w:color="AAAAAA" w:sz="1"/>
+              <w:bottom w:val="single" w:color="AAAAAA" w:sz="1"/>
+              <w:right w:val="single" w:color="AAAAAA" w:sz="1"/>
+            </w:tcBorders>
+            <w:tcMar>
+              <w:top w:type="dxa" w:w="80"/>
+              <w:left w:type="dxa" w:w="140"/>
+              <w:bottom w:type="dxa" w:w="80"/>
+              <w:right w:type="dxa" w:w="140"/>
+            </w:tcMar>
+            <w:vAlign w:val="center"/>
+          </w:tcPr>
+          <w:p>
+            <w:pPr>
+              <w:jc w:val="center"/>
+            </w:pPr>
+            <w:r>
+              <w:rPr>
+                <w:rFonts w:ascii="Arial" w:cs="Arial" w:eastAsia="Arial" w:hAnsi="Arial"/>
+                <w:b/>
+                <w:bCs/>
+                <w:sz w:val="18"/>
+                <w:szCs w:val="18"/>
+              </w:rPr>
+              <w:t>LAT/LON/UF/ALT</w:t>
             </w:r>
           </w:p>
         </w:tc>
@@ -8843,7 +8981,7 @@
                 <w:sz w:val="18"/>
                 <w:szCs w:val="18"/>
               </w:rPr>
-              <w:t xml:space="preserve">Irradiação Solar</w:t>
+              <w:t>Irradiação Solar</w:t>
             </w:r>
           </w:p>
         </w:tc>
@@ -8876,7 +9014,7 @@
                 <w:sz w:val="18"/>
                 <w:szCs w:val="18"/>
               </w:rPr>
-              <w:t xml:space="preserve">0,031</w:t>
+              <w:t>0,073</w:t>
             </w:r>
           </w:p>
         </w:tc>
@@ -8907,7 +9045,69 @@
                 <w:sz w:val="18"/>
                 <w:szCs w:val="18"/>
               </w:rPr>
-              <w:t xml:space="preserve">−0,084</w:t>
+              <w:t>−0,023</w:t>
+            </w:r>
+          </w:p>
+        </w:tc>
+        <w:tc>
+          <w:tcPr>
+            <w:tcW w:type="dxa" w:w="2400"/>
+            <w:tcBorders>
+              <w:top w:val="single" w:color="AAAAAA" w:sz="1"/>
+              <w:left w:val="single" w:color="AAAAAA" w:sz="1"/>
+              <w:bottom w:val="single" w:color="AAAAAA" w:sz="1"/>
+              <w:right w:val="single" w:color="AAAAAA" w:sz="1"/>
+            </w:tcBorders>
+            <w:tcMar>
+              <w:top w:type="dxa" w:w="60"/>
+              <w:left w:type="dxa" w:w="140"/>
+              <w:bottom w:type="dxa" w:w="60"/>
+              <w:right w:type="dxa" w:w="140"/>
+            </w:tcMar>
+            <w:vAlign w:val="center"/>
+          </w:tcPr>
+          <w:p>
+            <w:pPr>
+              <w:jc w:val="right"/>
+            </w:pPr>
+            <w:r>
+              <w:rPr>
+                <w:rFonts w:ascii="Arial" w:cs="Arial" w:eastAsia="Arial" w:hAnsi="Arial"/>
+                <w:sz w:val="18"/>
+                <w:szCs w:val="18"/>
+              </w:rPr>
+              <w:t>0,110</w:t>
+            </w:r>
+          </w:p>
+        </w:tc>
+        <w:tc>
+          <w:tcPr>
+            <w:tcW w:type="dxa" w:w="2400"/>
+            <w:tcBorders>
+              <w:top w:val="single" w:color="AAAAAA" w:sz="1"/>
+              <w:left w:val="single" w:color="AAAAAA" w:sz="1"/>
+              <w:bottom w:val="single" w:color="AAAAAA" w:sz="1"/>
+              <w:right w:val="single" w:color="AAAAAA" w:sz="1"/>
+            </w:tcBorders>
+            <w:tcMar>
+              <w:top w:type="dxa" w:w="60"/>
+              <w:left w:type="dxa" w:w="140"/>
+              <w:bottom w:type="dxa" w:w="60"/>
+              <w:right w:type="dxa" w:w="140"/>
+            </w:tcMar>
+            <w:vAlign w:val="center"/>
+          </w:tcPr>
+          <w:p>
+            <w:pPr>
+              <w:jc w:val="right"/>
+            </w:pPr>
+            <w:r>
+              <w:rPr>
+                <w:rFonts w:ascii="Arial" w:cs="Arial" w:eastAsia="Arial" w:hAnsi="Arial"/>
+                <w:sz w:val="18"/>
+                <w:szCs w:val="18"/>
+              </w:rPr>
+              <w:t>−0,009</w:t>
             </w:r>
           </w:p>
         </w:tc>
@@ -8942,7 +9142,7 @@
                 <w:sz w:val="18"/>
                 <w:szCs w:val="18"/>
               </w:rPr>
-              <w:t xml:space="preserve">Velocidade do Vento</w:t>
+              <w:t>Velocidade do Vento</w:t>
             </w:r>
           </w:p>
         </w:tc>
@@ -8975,7 +9175,7 @@
                 <w:sz w:val="18"/>
                 <w:szCs w:val="18"/>
               </w:rPr>
-              <w:t xml:space="preserve">0,163</w:t>
+              <w:t>0,240</w:t>
             </w:r>
           </w:p>
         </w:tc>
@@ -9006,7 +9206,69 @@
                 <w:sz w:val="18"/>
                 <w:szCs w:val="18"/>
               </w:rPr>
-              <w:t xml:space="preserve">0,089</w:t>
+              <w:t>0,172</w:t>
+            </w:r>
+          </w:p>
+        </w:tc>
+        <w:tc>
+          <w:tcPr>
+            <w:tcW w:type="dxa" w:w="2400"/>
+            <w:tcBorders>
+              <w:top w:val="single" w:color="AAAAAA" w:sz="1"/>
+              <w:left w:val="single" w:color="AAAAAA" w:sz="1"/>
+              <w:bottom w:val="single" w:color="AAAAAA" w:sz="1"/>
+              <w:right w:val="single" w:color="AAAAAA" w:sz="1"/>
+            </w:tcBorders>
+            <w:tcMar>
+              <w:top w:type="dxa" w:w="60"/>
+              <w:left w:type="dxa" w:w="140"/>
+              <w:bottom w:type="dxa" w:w="60"/>
+              <w:right w:type="dxa" w:w="140"/>
+            </w:tcMar>
+            <w:vAlign w:val="center"/>
+          </w:tcPr>
+          <w:p>
+            <w:pPr>
+              <w:jc w:val="right"/>
+            </w:pPr>
+            <w:r>
+              <w:rPr>
+                <w:rFonts w:ascii="Arial" w:cs="Arial" w:eastAsia="Arial" w:hAnsi="Arial"/>
+                <w:sz w:val="18"/>
+                <w:szCs w:val="18"/>
+              </w:rPr>
+              <w:t>0,245</w:t>
+            </w:r>
+          </w:p>
+        </w:tc>
+        <w:tc>
+          <w:tcPr>
+            <w:tcW w:type="dxa" w:w="2400"/>
+            <w:tcBorders>
+              <w:top w:val="single" w:color="AAAAAA" w:sz="1"/>
+              <w:left w:val="single" w:color="AAAAAA" w:sz="1"/>
+              <w:bottom w:val="single" w:color="AAAAAA" w:sz="1"/>
+              <w:right w:val="single" w:color="AAAAAA" w:sz="1"/>
+            </w:tcBorders>
+            <w:tcMar>
+              <w:top w:type="dxa" w:w="60"/>
+              <w:left w:type="dxa" w:w="140"/>
+              <w:bottom w:type="dxa" w:w="60"/>
+              <w:right w:type="dxa" w:w="140"/>
+            </w:tcMar>
+            <w:vAlign w:val="center"/>
+          </w:tcPr>
+          <w:p>
+            <w:pPr>
+              <w:jc w:val="right"/>
+            </w:pPr>
+            <w:r>
+              <w:rPr>
+                <w:rFonts w:ascii="Arial" w:cs="Arial" w:eastAsia="Arial" w:hAnsi="Arial"/>
+                <w:sz w:val="18"/>
+                <w:szCs w:val="18"/>
+              </w:rPr>
+              <w:t>0,202</w:t>
             </w:r>
           </w:p>
         </w:tc>
@@ -9041,7 +9303,7 @@
                 <w:sz w:val="18"/>
                 <w:szCs w:val="18"/>
               </w:rPr>
-              <w:t xml:space="preserve">Índice IP-NE</w:t>
+              <w:t>Índice IP-NE</w:t>
             </w:r>
           </w:p>
         </w:tc>
@@ -9074,7 +9336,7 @@
                 <w:sz w:val="18"/>
                 <w:szCs w:val="18"/>
               </w:rPr>
-              <w:t xml:space="preserve">0,076</w:t>
+              <w:t>0,132</w:t>
             </w:r>
           </w:p>
         </w:tc>
@@ -9105,7 +9367,69 @@
                 <w:sz w:val="18"/>
                 <w:szCs w:val="18"/>
               </w:rPr>
-              <w:t xml:space="preserve">−0,051</w:t>
+              <w:t>0,032</w:t>
+            </w:r>
+          </w:p>
+        </w:tc>
+        <w:tc>
+          <w:tcPr>
+            <w:tcW w:type="dxa" w:w="2400"/>
+            <w:tcBorders>
+              <w:top w:val="single" w:color="AAAAAA" w:sz="1"/>
+              <w:left w:val="single" w:color="AAAAAA" w:sz="1"/>
+              <w:bottom w:val="single" w:color="AAAAAA" w:sz="1"/>
+              <w:right w:val="single" w:color="AAAAAA" w:sz="1"/>
+            </w:tcBorders>
+            <w:tcMar>
+              <w:top w:type="dxa" w:w="60"/>
+              <w:left w:type="dxa" w:w="140"/>
+              <w:bottom w:type="dxa" w:w="60"/>
+              <w:right w:type="dxa" w:w="140"/>
+            </w:tcMar>
+            <w:vAlign w:val="center"/>
+          </w:tcPr>
+          <w:p>
+            <w:pPr>
+              <w:jc w:val="right"/>
+            </w:pPr>
+            <w:r>
+              <w:rPr>
+                <w:rFonts w:ascii="Arial" w:cs="Arial" w:eastAsia="Arial" w:hAnsi="Arial"/>
+                <w:sz w:val="18"/>
+                <w:szCs w:val="18"/>
+              </w:rPr>
+              <w:t>0,165</w:t>
+            </w:r>
+          </w:p>
+        </w:tc>
+        <w:tc>
+          <w:tcPr>
+            <w:tcW w:type="dxa" w:w="2400"/>
+            <w:tcBorders>
+              <w:top w:val="single" w:color="AAAAAA" w:sz="1"/>
+              <w:left w:val="single" w:color="AAAAAA" w:sz="1"/>
+              <w:bottom w:val="single" w:color="AAAAAA" w:sz="1"/>
+              <w:right w:val="single" w:color="AAAAAA" w:sz="1"/>
+            </w:tcBorders>
+            <w:tcMar>
+              <w:top w:type="dxa" w:w="60"/>
+              <w:left w:type="dxa" w:w="140"/>
+              <w:bottom w:type="dxa" w:w="60"/>
+              <w:right w:type="dxa" w:w="140"/>
+            </w:tcMar>
+            <w:vAlign w:val="center"/>
+          </w:tcPr>
+          <w:p>
+            <w:pPr>
+              <w:jc w:val="right"/>
+            </w:pPr>
+            <w:r>
+              <w:rPr>
+                <w:rFonts w:ascii="Arial" w:cs="Arial" w:eastAsia="Arial" w:hAnsi="Arial"/>
+                <w:sz w:val="18"/>
+                <w:szCs w:val="18"/>
+              </w:rPr>
+              <w:t>0,062</w:t>
             </w:r>
           </w:p>
         </w:tc>
@@ -9153,7 +9477,7 @@
           <w:sz w:val="22"/>
           <w:szCs w:val="22"/>
         </w:rPr>
-        <w:t xml:space="preserve">Os resultados revelam um padrão fisicamente coerente:</w:t>
+        <w:t>Os resultados do modelo espacial anual revelam um padrão fisicamente coerente:</w:t>
       </w:r>
     </w:p>
     <w:p>
@@ -9171,7 +9495,7 @@
           <w:sz w:val="22"/>
           <w:szCs w:val="22"/>
         </w:rPr>
-        <w:t xml:space="preserve">A velocidade do vento é o alvo mais previsível a partir de coordenadas (R² LOO ≈ 0,15): o recurso eólico tem forte estrutura espacial no Nordeste (corredores litorâneos do RN/CE vs. interior), que os modelos capturam.</w:t>
+        <w:t>A velocidade do vento é o alvo mais previsível a partir de coordenadas + UF (R² LOO ≈ 0,24): o recurso eólico tem forte estrutura espacial no Nordeste (corredores litorâneos do RN/CE vs. interior), que os modelos capturam.</w:t>
       </w:r>
     </w:p>
     <w:p>
@@ -9189,7 +9513,7 @@
           <w:sz w:val="22"/>
           <w:szCs w:val="22"/>
         </w:rPr>
-        <w:t xml:space="preserve">A irradiação solar é praticamente não-previsível por coordenadas em escala regional (R² LOO ≈ 0,06): o semiárido é uniformemente ensolarado, restando pouca variância espacial de larga escala para os modelos aprenderem. Isso não contradiz o R² = 0,89 do Kriging de Ferreira et al. (2023): aquele valor foi obtido em um único estado (Paraíba), com grade densa e validação por interpolação — cenário muito mais favorável que o Leave-One-Out inter-regional adotado aqui.</w:t>
+        <w:t>A irradiação solar é a menos previsível por coordenadas em escala regional (R² LOO ≈ 0,11): o semiárido é uniformemente ensolarado, restando pouca variância espacial de larga escala para os modelos aprenderem. Isso não contradiz o R² = 0,89 do Kriging de Ferreira et al. (2023): aquele valor foi obtido em um único estado (Paraíba), com grade densa e validação por interpolação — cenário muito mais favorável que o Leave-One-Out inter-regional adotado aqui.</w:t>
       </w:r>
     </w:p>
     <w:p>
@@ -9207,7 +9531,7 @@
           <w:sz w:val="22"/>
           <w:szCs w:val="22"/>
         </w:rPr>
-        <w:t xml:space="preserve">O IP-NE (R² LOO ≈ 0,09) fica entre os dois, por combinar as duas variáveis.</w:t>
+        <w:t>O IP-NE (R² LOO ≈ 0,17) fica entre os dois, por combinar as duas variáveis.</w:t>
       </w:r>
     </w:p>
     <w:p>
@@ -9225,7 +9549,7 @@
           <w:sz w:val="22"/>
           <w:szCs w:val="22"/>
         </w:rPr>
-        <w:t xml:space="preserve">Os modelos baseados em vizinhança/ensemble (KNN, Random Forest) superam consistentemente Árvore de Decisão única e MLP, coerente com a natureza espacial do problema e o tamanho reduzido do dataset.</w:t>
+        <w:t>Os modelos baseados em vizinhança/ensemble (KNN, Random Forest) superam consistentemente Árvore de Decisão única e MLP, coerente com a natureza espacial do problema e o tamanho reduzido do dataset.</w:t>
       </w:r>
     </w:p>
     <w:p>
@@ -9243,7 +9567,7 @@
           <w:sz w:val="22"/>
           <w:szCs w:val="22"/>
         </w:rPr>
-        <w:t xml:space="preserve">K-Fold × LOO: o R² por fold do K-Fold (k=10) é instável e majoritariamente negativo (folds de ~13 estações), enquanto o LOO — que agrega as 134 previsões em um único R² — é positivo e estável. Isso confirma o LOO como a métrica adequada para N pequeno (Seção 3.5).</w:t>
+        <w:t>K-Fold × LOO: o R² por fold do K-Fold (k=10) é instável e por vezes negativo (folds de ~13 estações), enquanto o LOO — que agrega as 134 previsões em um único R² — é mais estável. Isso confirma o LOO como a métrica adequada para N pequeno (Seção 3.5).</w:t>
       </w:r>
     </w:p>
     <w:p>
@@ -9264,7 +9588,7 @@
           <w:sz w:val="22"/>
           <w:szCs w:val="22"/>
         </w:rPr>
-        <w:t xml:space="preserve">Apesar dos valores absolutos modestos de R², as previsões reproduzem o gradiente regional conhecido: pontos no litoral do RN recebem IP-NE elevado (~0,79) e o sul do Maranhão, baixo (~0,55), em linha com a análise exploratória.</w:t>
+        <w:t>Apesar dos valores absolutos modestos de R² no modelo anual, as previsões reproduzem o gradiente regional conhecido: pontos no litoral do RN recebem IP-NE elevado (~0,8) e o sul do Maranhão, baixo (~0,5), em linha com a análise exploratória. A Seção 6.1-B mostra como recuperar um R² muito mais alto ao explorar a sazonalidade real presente nos próprios dados do INMET.</w:t>
       </w:r>
     </w:p>
     <w:p>
@@ -9325,7 +9649,7 @@
           <w:sz w:val="22"/>
           <w:szCs w:val="22"/>
         </w:rPr>
-        <w:t xml:space="preserve">Todos os experimentos foram rastreados com MLflow, organizados em três experimentos (um por alvo: Atlas-Renovavel-SOLAR_IRRAD, Atlas-Renovavel-WIND_SPEED, Atlas-Renovavel-IP_NE), totalizando 15 execuções (5 modelos × 3 alvos). Cada execução registra: os hiperparâmetros selecionados na busca; as métricas R²/MAE/RMSE das três estratégias de validação; e o modelo treinado como artefato (com assinatura e exemplo de entrada). Os melhores modelos de cada alvo são exportados para models/best_*.joblib. A UI é acessível com mlflow ui (http://localhost:5000).</w:t>
+        <w:t>Todos os experimentos foram rastreados com MLflow, organizados em seis experimentos (um por alvo × granularidade: Atlas-Renovavel-SOLAR_IRRAD, Atlas-Renovavel-WIND_SPEED, Atlas-Renovavel-IP_NE, Atlas-Renovavel-Mensal-SOLAR_IRRAD, Atlas-Renovavel-Mensal-WIND_SPEED, Atlas-Renovavel-Mensal-IP_NE), totalizando 30 execuções (5 modelos × 3 alvos × 2 granularidades). Cada execução registra: os hiperparâmetros selecionados na busca; as métricas R²/MAE/RMSE das estratégias de validação aplicáveis (Holdout, K-Fold e, conforme a granularidade, LOO ou GroupKFold); e o modelo treinado como artefato (com assinatura e exemplo de entrada). Os melhores modelos de cada alvo/granularidade são exportados para models/best_*.joblib e models/best_*_mensal.joblib. A UI é acessível com mlflow ui (http://localhost:5000).</w:t>
       </w:r>
     </w:p>
     <w:p>
@@ -9362,7 +9686,7 @@
           <w:sz w:val="22"/>
           <w:szCs w:val="22"/>
         </w:rPr>
-        <w:t xml:space="preserve">O dashboard em Streamlit (app/app.py, http://localhost:8501) oferece cinco páginas: Visão Geral (síntese do dataset e do índice IP-NE); Análise Exploratória (as oito figuras do EDA); Desempenho dos Modelos (tabelas e figuras comparativas); Previsão Interativa (o usuário informa LAT/LON e obtém irradiação solar, vento e IP-NE estimados, com o ponto localizado no mapa); e Ranking &amp; Mapa (estações ordenadas e mapeadas por potencial). Toda a solução é conteinerizada via Docker (docker compose up --build).</w:t>
+        <w:t>O dashboard em Streamlit (app/app.py, http://localhost:8501) oferece cinco páginas: Visão Geral (síntese do dataset e do índice IP-NE); Análise Exploratória (as oito figuras do EDA); Desempenho dos Modelos (tabelas e figuras comparativas das duas granularidades); Previsão Interativa (o usuário informa LAT/LON e, no modelo mensal, também o mês desejado, obtendo irradiação solar, vento e IP-NE estimados, com o ponto localizado no mapa); e Ranking &amp; Mapa (estações ordenadas e mapeadas por potencial). Toda a solução é conteinerizada via Docker (docker compose up --build).</w:t>
       </w:r>
     </w:p>
     <w:p>
@@ -9399,7 +9723,7 @@
           <w:sz w:val="22"/>
           <w:szCs w:val="22"/>
         </w:rPr>
-        <w:t xml:space="preserve">Este trabalho propôs o Atlas Renovável do Nordeste, estendendo a metodologia IP-PB de Ferreira et al. (2023) [4] para escala regional com 134 estações únicas dos nove estados do Nordeste. A análise exploratória revelou padrões geográficos relevantes: o Rio Grande do Norte lidera no potencial híbrido (IP-NE mediano de 0,764), enquanto o interior do Piauí e Bahia concentram as maiores irradiações solares. A estação de Calcanhar (RN) registra a maior velocidade do vento do dataset (8,015 m/s), e estações de Ipiáu (BA) e Brejo Grande (SE) alcançam irradiação superior a 7 kWh/m²/dia.</w:t>
+        <w:t>Este trabalho propôs o Atlas Renovável do Nordeste, estendendo a metodologia IP-PB de Ferreira et al. (2023) [4] para escala regional com 134 estações únicas dos nove estados do Nordeste. A análise exploratória revelou padrões geográficos relevantes: o Rio Grande do Norte lidera no potencial híbrido (IP-NE mediano de 0,765), enquanto o interior do Piauí e Bahia concentram as maiores irradiações solares. A estação de Calcanhar (RN) registra a maior velocidade do vento do dataset (8,058 m/s), e as estações de Brejo Grande (SE) e Guanambi (BA) alcançam irradiação superior a 6,6 kWh/m²/dia.</w:t>
       </w:r>
     </w:p>
     <w:p>
@@ -9412,7 +9736,7 @@
           <w:sz w:val="22"/>
           <w:szCs w:val="22"/>
         </w:rPr>
-        <w:t xml:space="preserve">A comparação de cinco modelos com três estratégias de validação mostrou que o potencial eólico do Nordeste é espacialmente previsível a partir de coordenadas (R² LOO ≈ 0,15, KNN), ao passo que a irradiação solar — quase uniforme no semiárido — não o é em escala regional (R² ≈ 0,06), um achado fisicamente consistente que delimita o alcance de métodos puramente geográficos. O sistema completo (coleta reprodutível, índice IP-NE, modelos rastreados em MLflow e dashboard conteinerizado) constitui uma base extensível para o mapeamento do potencial renovável regional.</w:t>
+        <w:t>A comparação de cinco modelos com três estratégias de validação mostrou que, na formulação espacial pura (coordenadas + UF, 134 estações), o potencial eólico do Nordeste é o mais previsível (R² LOO ≈ 0,24, Random Forest), seguido do IP-NE (≈0,17) e da irradiação solar (≈0,11) — um achado fisicamente consistente, já que o semiárido nordestino é praticamente uniforme em insolação. Ao reformular o problema em granularidade mensal (estação × mês, 1.564 amostras), recuperando o ciclo sazonal real presente nos próprios dados horários do INMET, o R² de validação cruzada (K-Fold, k=10) sobe para 0,82 (solar), 0,92 (vento) e 0,85 (IP-NE) com Random Forest — sem usar nenhuma fonte de dados externa. Esse ganho reflete, sobretudo, a capacidade do modelo de interpolar meses faltantes em estações já monitoradas; quando se mede a extrapolação para estações nunca vistas (GroupKFold por estação), o R² cai para 0,26–0,33, confirmando que o limite físico de previsibilidade espacial pura discutido na Seção 6.1 permanece válido. Os dois resultados são reportados com transparência: o modelo mensal é recomendado para preencher a climatologia de estações existentes, enquanto a extrapolação para pontos totalmente novos do Nordeste continua sendo a tarefa mais difícil do projeto.</w:t>
       </w:r>
     </w:p>
     <w:p>
@@ -9425,7 +9749,7 @@
           <w:sz w:val="22"/>
           <w:szCs w:val="22"/>
         </w:rPr>
-        <w:t xml:space="preserve">Trabalhos futuros podem incorporar variáveis físicas adicionais — distância à costa, rugosidade do terreno, reanálises como ERA5 — para elevar a capacidade preditiva, sobretudo da irradiação solar.</w:t>
+        <w:t>Trabalhos futuros podem incorporar variáveis físicas adicionais — distância à costa, rugosidade do terreno, reanálises como ERA5 — para elevar a capacidade de extrapolação espacial pura (GroupKFold), hoje o principal fator limitante do Atlas.</w:t>
       </w:r>
     </w:p>
     <w:p>
